--- a/Manuals/05_Japanese/07_Set_Ecosystem_Tutorial.docx
+++ b/Manuals/05_Japanese/07_Set_Ecosystem_Tutorial.docx
@@ -897,7 +897,7 @@
         <w:pStyle w:val="ListBullet"/>
       </w:pPr>
       <w:r>
-        <w:t>01–05 baseline から BUY/SELL を別々に試します。</w:t>
+        <w:t>クラスと銘柄で辿ります。各銘柄には 11 のシステムタイプ（01_SLTP〜11_SIGNAL_ONLY）があり、方向ごとに 1 つの set（BUY/SELL、統合グリッドは BOTH）、エントリーは 2 変種 — MULTI は単一軸でインジケーター 0–10 を競わせ、ICHIMOKU は専用ファイルです。</w:t>
       </w:r>
     </w:p>
     <w:p>
@@ -905,7 +905,7 @@
         <w:pStyle w:val="ListBullet"/>
       </w:pPr>
       <w:r>
-        <w:t>06 は単一軸研究です。</w:t>
+        <w:t>フェーズ 1 は領域探索です。set をそのまま遺伝的最適化にかけます — エントリー群一式（インジケーター、メソッド、タイムフレーム、applied price、期間）、システムの決済、フィルターのスイッチを一度にすべて開きます。</w:t>
       </w:r>
     </w:p>
     <w:p>
@@ -913,7 +913,7 @@
         <w:pStyle w:val="ListBullet"/>
       </w:pPr>
       <w:r>
-        <w:t>07 entry、08 filter、09 risk、10 exit の順に検証します。</w:t>
+        <w:t>次のラウンド以降は、前フェーズで決まった「文字型」入力（enum と bool）を Y→N で固定し、数値型だけを開けたままにします。フィルターの調整は、そのスイッチが ON で生き残った場合にのみ入ります。</w:t>
       </w:r>
     </w:p>
     <w:p>
@@ -921,7 +921,7 @@
         <w:pStyle w:val="ListBullet"/>
       </w:pPr>
       <w:r>
-        <w:t>IS、OOS、forward demo を時系列で行います。</w:t>
+        <w:t>ATR エントリーフィルター（EntradaATR)はグリッド系のみに存在し、他では設計上オフのままです。</w:t>
       </w:r>
     </w:p>
     <w:p>
@@ -929,7 +929,7 @@
         <w:pStyle w:val="ListBullet"/>
       </w:pPr>
       <w:r>
-        <w:t>Status、RelativePath、SHA256 を確認します。</w:t>
+        <w:t>勝者はリアルティックで検証します。OHLC との乖離とアウトオブサンプル保持率が決め手であり、インサンプル利益ではありません。</w:t>
       </w:r>
     </w:p>
     <w:p>
@@ -937,7 +937,7 @@
         <w:pStyle w:val="ListBullet"/>
       </w:pPr>
       <w:r>
-        <w:t>明示的 USE のみが定義環境での使用候補です。</w:t>
+        <w:t>リアルティックの後、ロット計算を Percentage に切り替えて再実行し、これも通過した場合のみ昇格させます — set が運用されるべきモードもこれです。</w:t>
       </w:r>
     </w:p>
     <w:p>
